--- a/Knowledge/3-Work knowledge/1-Software Engineering/1-Software Engineering Fundamentals/5-My Source/4-Networks Devices/2-Types of Switches/6-Layer 3 Switch.docx
+++ b/Knowledge/3-Work knowledge/1-Software Engineering/1-Software Engineering Fundamentals/5-My Source/4-Networks Devices/2-Types of Switches/6-Layer 3 Switch.docx
@@ -4,44 +4,28 @@
   <w:body>
     <w:p>
       <w:pPr>
-        <w:keepNext/>
-        <w:keepLines/>
-        <w:spacing w:before="400" w:after="120" w:line="276" w:lineRule="auto"/>
-        <w:outlineLvl w:val="0"/>
-        <w:rPr>
-          <w:rFonts w:ascii="Arial" w:eastAsia="Arial" w:hAnsi="Arial" w:cs="Arial"/>
-          <w:kern w:val="0"/>
-          <w:sz w:val="40"/>
-          <w:szCs w:val="40"/>
-          <w:lang w:val="en"/>
-          <w14:ligatures w14:val="none"/>
+        <w:pStyle w:val="Heading1"/>
+        <w:rPr>
+          <w:rFonts w:eastAsia="Arial"/>
+          <w:lang w:val="en"/>
         </w:rPr>
       </w:pPr>
       <w:bookmarkStart w:id="0" w:name="_5ucgj78xwuj3" w:colFirst="0" w:colLast="0"/>
       <w:bookmarkEnd w:id="0"/>
       <w:r>
         <w:rPr>
-          <w:rFonts w:ascii="Arial" w:eastAsia="Arial" w:hAnsi="Arial" w:cs="Arial"/>
-          <w:kern w:val="0"/>
-          <w:sz w:val="40"/>
-          <w:szCs w:val="40"/>
-          <w:lang w:val="en"/>
-          <w14:ligatures w14:val="none"/>
+          <w:rFonts w:eastAsia="Arial"/>
+          <w:lang w:val="en"/>
         </w:rPr>
         <w:t>Layer 3 Switch</w:t>
       </w:r>
     </w:p>
     <w:p>
       <w:pPr>
-        <w:spacing w:before="280" w:after="120" w:line="276" w:lineRule="auto"/>
-        <w:outlineLvl w:val="1"/>
-        <w:rPr>
-          <w:rFonts w:ascii="Arial" w:eastAsia="Arial" w:hAnsi="Arial" w:cs="Arial"/>
-          <w:kern w:val="0"/>
-          <w:sz w:val="32"/>
-          <w:szCs w:val="32"/>
-          <w:lang w:val="en"/>
-          <w14:ligatures w14:val="none"/>
+        <w:pStyle w:val="Heading2"/>
+        <w:rPr>
+          <w:rFonts w:eastAsia="Arial"/>
+          <w:lang w:val="en"/>
         </w:rPr>
       </w:pPr>
       <w:bookmarkStart w:id="1" w:name="_8t5jbzfim4n" w:colFirst="0" w:colLast="0"/>
@@ -49,22 +33,14 @@
       <w:r>
         <w:rPr>
           <w:rFonts w:ascii="Segoe UI Emoji" w:eastAsia="Arial" w:hAnsi="Segoe UI Emoji" w:cs="Segoe UI Emoji"/>
-          <w:kern w:val="0"/>
-          <w:sz w:val="32"/>
-          <w:szCs w:val="32"/>
-          <w:lang w:val="en"/>
-          <w14:ligatures w14:val="none"/>
+          <w:lang w:val="en"/>
         </w:rPr>
         <w:t>🌐</w:t>
       </w:r>
       <w:r>
         <w:rPr>
-          <w:rFonts w:ascii="Arial" w:eastAsia="Arial" w:hAnsi="Arial" w:cs="Arial"/>
-          <w:kern w:val="0"/>
-          <w:sz w:val="32"/>
-          <w:szCs w:val="32"/>
-          <w:lang w:val="en"/>
-          <w14:ligatures w14:val="none"/>
+          <w:rFonts w:eastAsia="Arial"/>
+          <w:lang w:val="en"/>
         </w:rPr>
         <w:t xml:space="preserve"> What is a Layer 3 Switch?</w:t>
       </w:r>
@@ -106,6 +82,7 @@
         </w:rPr>
         <w:t xml:space="preserve">: </w:t>
       </w:r>
+      <w:proofErr w:type="spellStart"/>
       <w:r>
         <w:rPr>
           <w:rFonts w:ascii="Arial" w:eastAsia="Arial" w:hAnsi="Arial" w:cs="Arial"/>
@@ -117,7 +94,21 @@
           <w:lang w:val="en"/>
           <w14:ligatures w14:val="none"/>
         </w:rPr>
-        <w:t>Chatgpt (GPT</w:t>
+        <w:t>Chatgpt</w:t>
+      </w:r>
+      <w:proofErr w:type="spellEnd"/>
+      <w:r>
+        <w:rPr>
+          <w:rFonts w:ascii="Arial" w:eastAsia="Arial" w:hAnsi="Arial" w:cs="Arial"/>
+          <w:b/>
+          <w:kern w:val="0"/>
+          <w:sz w:val="22"/>
+          <w:szCs w:val="22"/>
+          <w:highlight w:val="darkGray"/>
+          <w:lang w:val="en"/>
+          <w14:ligatures w14:val="none"/>
+        </w:rPr>
+        <w:t xml:space="preserve"> (GPT</w:t>
       </w:r>
       <w:r>
         <w:rPr>
@@ -499,15 +490,10 @@
     </w:p>
     <w:p>
       <w:pPr>
-        <w:spacing w:before="280" w:after="120" w:line="276" w:lineRule="auto"/>
-        <w:outlineLvl w:val="1"/>
-        <w:rPr>
-          <w:rFonts w:ascii="Arial" w:eastAsia="Arial" w:hAnsi="Arial" w:cs="Arial"/>
-          <w:kern w:val="0"/>
-          <w:sz w:val="32"/>
-          <w:szCs w:val="32"/>
-          <w:lang w:val="en"/>
-          <w14:ligatures w14:val="none"/>
+        <w:pStyle w:val="Heading2"/>
+        <w:rPr>
+          <w:rFonts w:eastAsia="Arial"/>
+          <w:lang w:val="en"/>
         </w:rPr>
       </w:pPr>
       <w:bookmarkStart w:id="2" w:name="_wbp11o8u1n7f" w:colFirst="0" w:colLast="0"/>
@@ -515,22 +501,14 @@
       <w:r>
         <w:rPr>
           <w:rFonts w:ascii="Segoe UI Emoji" w:eastAsia="Arial" w:hAnsi="Segoe UI Emoji" w:cs="Segoe UI Emoji"/>
-          <w:kern w:val="0"/>
-          <w:sz w:val="32"/>
-          <w:szCs w:val="32"/>
-          <w:lang w:val="en"/>
-          <w14:ligatures w14:val="none"/>
+          <w:lang w:val="en"/>
         </w:rPr>
         <w:t>🧠</w:t>
       </w:r>
       <w:r>
         <w:rPr>
-          <w:rFonts w:ascii="Arial" w:eastAsia="Arial" w:hAnsi="Arial" w:cs="Arial"/>
-          <w:kern w:val="0"/>
-          <w:sz w:val="32"/>
-          <w:szCs w:val="32"/>
-          <w:lang w:val="en"/>
-          <w14:ligatures w14:val="none"/>
+          <w:rFonts w:eastAsia="Arial"/>
+          <w:lang w:val="en"/>
         </w:rPr>
         <w:t xml:space="preserve"> Why It Matters</w:t>
       </w:r>
@@ -572,6 +550,7 @@
         </w:rPr>
         <w:t xml:space="preserve">: </w:t>
       </w:r>
+      <w:proofErr w:type="spellStart"/>
       <w:r>
         <w:rPr>
           <w:rFonts w:ascii="Arial" w:eastAsia="Arial" w:hAnsi="Arial" w:cs="Arial"/>
@@ -583,7 +562,21 @@
           <w:lang w:val="en"/>
           <w14:ligatures w14:val="none"/>
         </w:rPr>
-        <w:t>Chatgpt (GPT</w:t>
+        <w:t>Chatgpt</w:t>
+      </w:r>
+      <w:proofErr w:type="spellEnd"/>
+      <w:r>
+        <w:rPr>
+          <w:rFonts w:ascii="Arial" w:eastAsia="Arial" w:hAnsi="Arial" w:cs="Arial"/>
+          <w:b/>
+          <w:kern w:val="0"/>
+          <w:sz w:val="22"/>
+          <w:szCs w:val="22"/>
+          <w:highlight w:val="darkGray"/>
+          <w:lang w:val="en"/>
+          <w14:ligatures w14:val="none"/>
+        </w:rPr>
+        <w:t xml:space="preserve"> (GPT</w:t>
       </w:r>
       <w:r>
         <w:rPr>
@@ -825,15 +818,10 @@
     </w:p>
     <w:p>
       <w:pPr>
-        <w:spacing w:before="280" w:after="120" w:line="276" w:lineRule="auto"/>
-        <w:outlineLvl w:val="1"/>
-        <w:rPr>
-          <w:rFonts w:ascii="Arial" w:eastAsia="Arial" w:hAnsi="Arial" w:cs="Arial"/>
-          <w:kern w:val="0"/>
-          <w:sz w:val="32"/>
-          <w:szCs w:val="32"/>
-          <w:lang w:val="en"/>
-          <w14:ligatures w14:val="none"/>
+        <w:pStyle w:val="Heading2"/>
+        <w:rPr>
+          <w:rFonts w:eastAsia="Arial"/>
+          <w:lang w:val="en"/>
         </w:rPr>
       </w:pPr>
       <w:bookmarkStart w:id="3" w:name="_6b0ejvkxoqc1" w:colFirst="0" w:colLast="0"/>
@@ -841,22 +829,15 @@
       <w:r>
         <w:rPr>
           <w:rFonts w:ascii="Segoe UI Emoji" w:eastAsia="Arial" w:hAnsi="Segoe UI Emoji" w:cs="Segoe UI Emoji"/>
-          <w:kern w:val="0"/>
-          <w:sz w:val="32"/>
-          <w:szCs w:val="32"/>
-          <w:lang w:val="en"/>
-          <w14:ligatures w14:val="none"/>
-        </w:rPr>
+          <w:lang w:val="en"/>
+        </w:rPr>
+        <w:lastRenderedPageBreak/>
         <w:t>🔧</w:t>
       </w:r>
       <w:r>
         <w:rPr>
-          <w:rFonts w:ascii="Arial" w:eastAsia="Arial" w:hAnsi="Arial" w:cs="Arial"/>
-          <w:kern w:val="0"/>
-          <w:sz w:val="32"/>
-          <w:szCs w:val="32"/>
-          <w:lang w:val="en"/>
-          <w14:ligatures w14:val="none"/>
+          <w:rFonts w:eastAsia="Arial"/>
+          <w:lang w:val="en"/>
         </w:rPr>
         <w:t xml:space="preserve"> Key Features of a Layer 3 Switch</w:t>
       </w:r>
@@ -901,6 +882,7 @@
         </w:rPr>
         <w:t xml:space="preserve">: </w:t>
       </w:r>
+      <w:proofErr w:type="spellStart"/>
       <w:r>
         <w:rPr>
           <w:rFonts w:ascii="Arial" w:eastAsia="Arial" w:hAnsi="Arial" w:cs="Arial"/>
@@ -912,7 +894,21 @@
           <w:lang w:val="en"/>
           <w14:ligatures w14:val="none"/>
         </w:rPr>
-        <w:t>Chatgpt (GPT</w:t>
+        <w:t>Chatgpt</w:t>
+      </w:r>
+      <w:proofErr w:type="spellEnd"/>
+      <w:r>
+        <w:rPr>
+          <w:rFonts w:ascii="Arial" w:eastAsia="Arial" w:hAnsi="Arial" w:cs="Arial"/>
+          <w:b/>
+          <w:kern w:val="0"/>
+          <w:sz w:val="22"/>
+          <w:szCs w:val="22"/>
+          <w:highlight w:val="darkGray"/>
+          <w:lang w:val="en"/>
+          <w14:ligatures w14:val="none"/>
+        </w:rPr>
+        <w:t xml:space="preserve"> (GPT</w:t>
       </w:r>
       <w:r>
         <w:rPr>
@@ -1672,15 +1668,10 @@
     </w:p>
     <w:p>
       <w:pPr>
-        <w:spacing w:before="280" w:after="120" w:line="276" w:lineRule="auto"/>
-        <w:outlineLvl w:val="1"/>
-        <w:rPr>
-          <w:rFonts w:ascii="Arial" w:eastAsia="Arial" w:hAnsi="Arial" w:cs="Arial"/>
-          <w:kern w:val="0"/>
-          <w:sz w:val="32"/>
-          <w:szCs w:val="32"/>
-          <w:lang w:val="en"/>
-          <w14:ligatures w14:val="none"/>
+        <w:pStyle w:val="Heading2"/>
+        <w:rPr>
+          <w:rFonts w:eastAsia="Arial"/>
+          <w:lang w:val="en"/>
         </w:rPr>
       </w:pPr>
       <w:bookmarkStart w:id="4" w:name="_h85wnggo2o0p" w:colFirst="0" w:colLast="0"/>
@@ -1688,22 +1679,14 @@
       <w:r>
         <w:rPr>
           <w:rFonts w:ascii="Segoe UI Emoji" w:eastAsia="Arial" w:hAnsi="Segoe UI Emoji" w:cs="Segoe UI Emoji"/>
-          <w:kern w:val="0"/>
-          <w:sz w:val="32"/>
-          <w:szCs w:val="32"/>
-          <w:lang w:val="en"/>
-          <w14:ligatures w14:val="none"/>
+          <w:lang w:val="en"/>
         </w:rPr>
         <w:t>🖥️</w:t>
       </w:r>
       <w:r>
         <w:rPr>
-          <w:rFonts w:ascii="Arial" w:eastAsia="Arial" w:hAnsi="Arial" w:cs="Arial"/>
-          <w:kern w:val="0"/>
-          <w:sz w:val="32"/>
-          <w:szCs w:val="32"/>
-          <w:lang w:val="en"/>
-          <w14:ligatures w14:val="none"/>
+          <w:rFonts w:eastAsia="Arial"/>
+          <w:lang w:val="en"/>
         </w:rPr>
         <w:t xml:space="preserve"> Example Network Setup</w:t>
       </w:r>
@@ -1748,6 +1731,7 @@
         </w:rPr>
         <w:t xml:space="preserve">: </w:t>
       </w:r>
+      <w:proofErr w:type="spellStart"/>
       <w:r>
         <w:rPr>
           <w:rFonts w:ascii="Arial" w:eastAsia="Arial" w:hAnsi="Arial" w:cs="Arial"/>
@@ -1759,7 +1743,21 @@
           <w:lang w:val="en"/>
           <w14:ligatures w14:val="none"/>
         </w:rPr>
-        <w:t>Chatgpt (GPT</w:t>
+        <w:t>Chatgpt</w:t>
+      </w:r>
+      <w:proofErr w:type="spellEnd"/>
+      <w:r>
+        <w:rPr>
+          <w:rFonts w:ascii="Arial" w:eastAsia="Arial" w:hAnsi="Arial" w:cs="Arial"/>
+          <w:b/>
+          <w:kern w:val="0"/>
+          <w:sz w:val="22"/>
+          <w:szCs w:val="22"/>
+          <w:highlight w:val="darkGray"/>
+          <w:lang w:val="en"/>
+          <w14:ligatures w14:val="none"/>
+        </w:rPr>
+        <w:t xml:space="preserve"> (GPT</w:t>
       </w:r>
       <w:r>
         <w:rPr>
@@ -1810,6 +1808,7 @@
           <w:lang w:val="en"/>
           <w14:ligatures w14:val="none"/>
         </w:rPr>
+        <w:lastRenderedPageBreak/>
         <w:drawing>
           <wp:inline distT="114300" distB="114300" distL="114300" distR="114300" wp14:anchorId="438B23B1" wp14:editId="4BE5120B">
             <wp:extent cx="5943600" cy="1473200"/>
@@ -1946,7 +1945,51 @@
           <w:lang w:val="en"/>
           <w14:ligatures w14:val="none"/>
         </w:rPr>
-        <w:t xml:space="preserve">         (HR Dept)     (IT Dept)     (Guests)</w:t>
+        <w:t xml:space="preserve">         (HR </w:t>
+      </w:r>
+      <w:proofErr w:type="gramStart"/>
+      <w:r>
+        <w:rPr>
+          <w:rFonts w:ascii="Roboto Mono" w:eastAsia="Roboto Mono" w:hAnsi="Roboto Mono" w:cs="Arial"/>
+          <w:kern w:val="0"/>
+          <w:szCs w:val="22"/>
+          <w:lang w:val="en"/>
+          <w14:ligatures w14:val="none"/>
+        </w:rPr>
+        <w:t xml:space="preserve">Dept)   </w:t>
+      </w:r>
+      <w:proofErr w:type="gramEnd"/>
+      <w:r>
+        <w:rPr>
+          <w:rFonts w:ascii="Roboto Mono" w:eastAsia="Roboto Mono" w:hAnsi="Roboto Mono" w:cs="Arial"/>
+          <w:kern w:val="0"/>
+          <w:szCs w:val="22"/>
+          <w:lang w:val="en"/>
+          <w14:ligatures w14:val="none"/>
+        </w:rPr>
+        <w:t xml:space="preserve">  (IT </w:t>
+      </w:r>
+      <w:proofErr w:type="gramStart"/>
+      <w:r>
+        <w:rPr>
+          <w:rFonts w:ascii="Roboto Mono" w:eastAsia="Roboto Mono" w:hAnsi="Roboto Mono" w:cs="Arial"/>
+          <w:kern w:val="0"/>
+          <w:szCs w:val="22"/>
+          <w:lang w:val="en"/>
+          <w14:ligatures w14:val="none"/>
+        </w:rPr>
+        <w:t xml:space="preserve">Dept)   </w:t>
+      </w:r>
+      <w:proofErr w:type="gramEnd"/>
+      <w:r>
+        <w:rPr>
+          <w:rFonts w:ascii="Roboto Mono" w:eastAsia="Roboto Mono" w:hAnsi="Roboto Mono" w:cs="Arial"/>
+          <w:kern w:val="0"/>
+          <w:szCs w:val="22"/>
+          <w:lang w:val="en"/>
+          <w14:ligatures w14:val="none"/>
+        </w:rPr>
+        <w:t xml:space="preserve">  (Guests)</w:t>
       </w:r>
     </w:p>
     <w:p>
@@ -1969,7 +2012,51 @@
           <w:lang w:val="en"/>
           <w14:ligatures w14:val="none"/>
         </w:rPr>
-        <w:t xml:space="preserve">         [PCs]         [Servers]     [Wi-Fi]</w:t>
+        <w:t xml:space="preserve">         [</w:t>
+      </w:r>
+      <w:proofErr w:type="gramStart"/>
+      <w:r>
+        <w:rPr>
+          <w:rFonts w:ascii="Roboto Mono" w:eastAsia="Roboto Mono" w:hAnsi="Roboto Mono" w:cs="Arial"/>
+          <w:kern w:val="0"/>
+          <w:szCs w:val="22"/>
+          <w:lang w:val="en"/>
+          <w14:ligatures w14:val="none"/>
+        </w:rPr>
+        <w:t xml:space="preserve">PCs]   </w:t>
+      </w:r>
+      <w:proofErr w:type="gramEnd"/>
+      <w:r>
+        <w:rPr>
+          <w:rFonts w:ascii="Roboto Mono" w:eastAsia="Roboto Mono" w:hAnsi="Roboto Mono" w:cs="Arial"/>
+          <w:kern w:val="0"/>
+          <w:szCs w:val="22"/>
+          <w:lang w:val="en"/>
+          <w14:ligatures w14:val="none"/>
+        </w:rPr>
+        <w:t xml:space="preserve">   </w:t>
+      </w:r>
+      <w:proofErr w:type="gramStart"/>
+      <w:r>
+        <w:rPr>
+          <w:rFonts w:ascii="Roboto Mono" w:eastAsia="Roboto Mono" w:hAnsi="Roboto Mono" w:cs="Arial"/>
+          <w:kern w:val="0"/>
+          <w:szCs w:val="22"/>
+          <w:lang w:val="en"/>
+          <w14:ligatures w14:val="none"/>
+        </w:rPr>
+        <w:t xml:space="preserve">   [Servers]   </w:t>
+      </w:r>
+      <w:proofErr w:type="gramEnd"/>
+      <w:r>
+        <w:rPr>
+          <w:rFonts w:ascii="Roboto Mono" w:eastAsia="Roboto Mono" w:hAnsi="Roboto Mono" w:cs="Arial"/>
+          <w:kern w:val="0"/>
+          <w:szCs w:val="22"/>
+          <w:lang w:val="en"/>
+          <w14:ligatures w14:val="none"/>
+        </w:rPr>
+        <w:t xml:space="preserve">  [Wi-Fi]</w:t>
       </w:r>
     </w:p>
     <w:p>
@@ -2122,15 +2209,10 @@
     </w:p>
     <w:p>
       <w:pPr>
-        <w:spacing w:before="280" w:after="120" w:line="276" w:lineRule="auto"/>
-        <w:outlineLvl w:val="1"/>
-        <w:rPr>
-          <w:rFonts w:ascii="Arial" w:eastAsia="Arial" w:hAnsi="Arial" w:cs="Arial"/>
-          <w:kern w:val="0"/>
-          <w:sz w:val="32"/>
-          <w:szCs w:val="32"/>
-          <w:lang w:val="en"/>
-          <w14:ligatures w14:val="none"/>
+        <w:pStyle w:val="Heading2"/>
+        <w:rPr>
+          <w:rFonts w:eastAsia="Arial"/>
+          <w:lang w:val="en"/>
         </w:rPr>
       </w:pPr>
       <w:bookmarkStart w:id="5" w:name="_1wl087vb15rq" w:colFirst="0" w:colLast="0"/>
@@ -2138,22 +2220,14 @@
       <w:r>
         <w:rPr>
           <w:rFonts w:ascii="Segoe UI Emoji" w:eastAsia="Arial" w:hAnsi="Segoe UI Emoji" w:cs="Segoe UI Emoji"/>
-          <w:kern w:val="0"/>
-          <w:sz w:val="32"/>
-          <w:szCs w:val="32"/>
-          <w:lang w:val="en"/>
-          <w14:ligatures w14:val="none"/>
+          <w:lang w:val="en"/>
         </w:rPr>
         <w:t>🆚</w:t>
       </w:r>
       <w:r>
         <w:rPr>
-          <w:rFonts w:ascii="Arial" w:eastAsia="Arial" w:hAnsi="Arial" w:cs="Arial"/>
-          <w:kern w:val="0"/>
-          <w:sz w:val="32"/>
-          <w:szCs w:val="32"/>
-          <w:lang w:val="en"/>
-          <w14:ligatures w14:val="none"/>
+          <w:rFonts w:eastAsia="Arial"/>
+          <w:lang w:val="en"/>
         </w:rPr>
         <w:t xml:space="preserve"> Layer 2 vs Layer 3 Switch</w:t>
       </w:r>
@@ -2198,6 +2272,7 @@
         </w:rPr>
         <w:t xml:space="preserve">: </w:t>
       </w:r>
+      <w:proofErr w:type="spellStart"/>
       <w:r>
         <w:rPr>
           <w:rFonts w:ascii="Arial" w:eastAsia="Arial" w:hAnsi="Arial" w:cs="Arial"/>
@@ -2209,7 +2284,21 @@
           <w:lang w:val="en"/>
           <w14:ligatures w14:val="none"/>
         </w:rPr>
-        <w:t>Chatgpt (GPT</w:t>
+        <w:t>Chatgpt</w:t>
+      </w:r>
+      <w:proofErr w:type="spellEnd"/>
+      <w:r>
+        <w:rPr>
+          <w:rFonts w:ascii="Arial" w:eastAsia="Arial" w:hAnsi="Arial" w:cs="Arial"/>
+          <w:b/>
+          <w:kern w:val="0"/>
+          <w:sz w:val="22"/>
+          <w:szCs w:val="22"/>
+          <w:highlight w:val="darkGray"/>
+          <w:lang w:val="en"/>
+          <w14:ligatures w14:val="none"/>
+        </w:rPr>
+        <w:t xml:space="preserve"> (GPT</w:t>
       </w:r>
       <w:r>
         <w:rPr>
@@ -2372,6 +2461,7 @@
                 <w:lang w:val="en"/>
                 <w14:ligatures w14:val="none"/>
               </w:rPr>
+              <w:lastRenderedPageBreak/>
               <w:t>Feature</w:t>
             </w:r>
           </w:p>
@@ -3466,15 +3556,10 @@
     </w:p>
     <w:p>
       <w:pPr>
-        <w:spacing w:before="280" w:after="120" w:line="276" w:lineRule="auto"/>
-        <w:outlineLvl w:val="1"/>
-        <w:rPr>
-          <w:rFonts w:ascii="Arial" w:eastAsia="Arial" w:hAnsi="Arial" w:cs="Arial"/>
-          <w:kern w:val="0"/>
-          <w:sz w:val="32"/>
-          <w:szCs w:val="32"/>
-          <w:lang w:val="en"/>
-          <w14:ligatures w14:val="none"/>
+        <w:pStyle w:val="Heading2"/>
+        <w:rPr>
+          <w:rFonts w:ascii="Arial" w:eastAsia="Arial" w:hAnsi="Arial" w:cs="Arial"/>
+          <w:lang w:val="en"/>
         </w:rPr>
       </w:pPr>
       <w:bookmarkStart w:id="6" w:name="_60luh8wh5bxj" w:colFirst="0" w:colLast="0"/>
@@ -3482,22 +3567,14 @@
       <w:r>
         <w:rPr>
           <w:rFonts w:ascii="Segoe UI Emoji" w:eastAsia="Arial Unicode MS" w:hAnsi="Segoe UI Emoji" w:cs="Segoe UI Emoji"/>
-          <w:kern w:val="0"/>
-          <w:sz w:val="32"/>
-          <w:szCs w:val="32"/>
-          <w:lang w:val="en"/>
-          <w14:ligatures w14:val="none"/>
+          <w:lang w:val="en"/>
         </w:rPr>
         <w:t>✅</w:t>
       </w:r>
       <w:r>
         <w:rPr>
-          <w:rFonts w:ascii="Arial Unicode MS" w:eastAsia="Arial Unicode MS" w:hAnsi="Arial Unicode MS" w:cs="Arial Unicode MS"/>
-          <w:kern w:val="0"/>
-          <w:sz w:val="32"/>
-          <w:szCs w:val="32"/>
-          <w:lang w:val="en"/>
-          <w14:ligatures w14:val="none"/>
+          <w:rFonts w:eastAsia="Arial Unicode MS"/>
+          <w:lang w:val="en"/>
         </w:rPr>
         <w:t xml:space="preserve"> Pros of Layer 3 Switches</w:t>
       </w:r>
@@ -3539,6 +3616,7 @@
         </w:rPr>
         <w:t xml:space="preserve">: </w:t>
       </w:r>
+      <w:proofErr w:type="spellStart"/>
       <w:r>
         <w:rPr>
           <w:rFonts w:ascii="Arial" w:eastAsia="Arial" w:hAnsi="Arial" w:cs="Arial"/>
@@ -3550,7 +3628,21 @@
           <w:lang w:val="en"/>
           <w14:ligatures w14:val="none"/>
         </w:rPr>
-        <w:t>Chatgpt (GPT</w:t>
+        <w:t>Chatgpt</w:t>
+      </w:r>
+      <w:proofErr w:type="spellEnd"/>
+      <w:r>
+        <w:rPr>
+          <w:rFonts w:ascii="Arial" w:eastAsia="Arial" w:hAnsi="Arial" w:cs="Arial"/>
+          <w:b/>
+          <w:kern w:val="0"/>
+          <w:sz w:val="22"/>
+          <w:szCs w:val="22"/>
+          <w:highlight w:val="darkGray"/>
+          <w:lang w:val="en"/>
+          <w14:ligatures w14:val="none"/>
+        </w:rPr>
+        <w:t xml:space="preserve"> (GPT</w:t>
       </w:r>
       <w:r>
         <w:rPr>
@@ -3949,15 +4041,10 @@
     </w:p>
     <w:p>
       <w:pPr>
-        <w:spacing w:before="280" w:after="120" w:line="276" w:lineRule="auto"/>
-        <w:outlineLvl w:val="1"/>
-        <w:rPr>
-          <w:rFonts w:ascii="Arial" w:eastAsia="Arial" w:hAnsi="Arial" w:cs="Arial"/>
-          <w:kern w:val="0"/>
-          <w:sz w:val="32"/>
-          <w:szCs w:val="32"/>
-          <w:lang w:val="en"/>
-          <w14:ligatures w14:val="none"/>
+        <w:pStyle w:val="Heading2"/>
+        <w:rPr>
+          <w:rFonts w:ascii="Arial" w:eastAsia="Arial" w:hAnsi="Arial" w:cs="Arial"/>
+          <w:lang w:val="en"/>
         </w:rPr>
       </w:pPr>
       <w:bookmarkStart w:id="7" w:name="_edtvo5ngqcz1" w:colFirst="0" w:colLast="0"/>
@@ -3965,22 +4052,15 @@
       <w:r>
         <w:rPr>
           <w:rFonts w:ascii="Segoe UI Emoji" w:eastAsia="Arial Unicode MS" w:hAnsi="Segoe UI Emoji" w:cs="Segoe UI Emoji"/>
-          <w:kern w:val="0"/>
-          <w:sz w:val="32"/>
-          <w:szCs w:val="32"/>
-          <w:lang w:val="en"/>
-          <w14:ligatures w14:val="none"/>
-        </w:rPr>
+          <w:lang w:val="en"/>
+        </w:rPr>
+        <w:lastRenderedPageBreak/>
         <w:t>❌</w:t>
       </w:r>
       <w:r>
         <w:rPr>
-          <w:rFonts w:ascii="Arial Unicode MS" w:eastAsia="Arial Unicode MS" w:hAnsi="Arial Unicode MS" w:cs="Arial Unicode MS"/>
-          <w:kern w:val="0"/>
-          <w:sz w:val="32"/>
-          <w:szCs w:val="32"/>
-          <w:lang w:val="en"/>
-          <w14:ligatures w14:val="none"/>
+          <w:rFonts w:eastAsia="Arial Unicode MS"/>
+          <w:lang w:val="en"/>
         </w:rPr>
         <w:t xml:space="preserve"> Cons</w:t>
       </w:r>
@@ -4022,6 +4102,7 @@
         </w:rPr>
         <w:t xml:space="preserve">: </w:t>
       </w:r>
+      <w:proofErr w:type="spellStart"/>
       <w:r>
         <w:rPr>
           <w:rFonts w:ascii="Arial" w:eastAsia="Arial" w:hAnsi="Arial" w:cs="Arial"/>
@@ -4033,7 +4114,21 @@
           <w:lang w:val="en"/>
           <w14:ligatures w14:val="none"/>
         </w:rPr>
-        <w:t>Chatgpt (GPT</w:t>
+        <w:t>Chatgpt</w:t>
+      </w:r>
+      <w:proofErr w:type="spellEnd"/>
+      <w:r>
+        <w:rPr>
+          <w:rFonts w:ascii="Arial" w:eastAsia="Arial" w:hAnsi="Arial" w:cs="Arial"/>
+          <w:b/>
+          <w:kern w:val="0"/>
+          <w:sz w:val="22"/>
+          <w:szCs w:val="22"/>
+          <w:highlight w:val="darkGray"/>
+          <w:lang w:val="en"/>
+          <w14:ligatures w14:val="none"/>
+        </w:rPr>
+        <w:t xml:space="preserve"> (GPT</w:t>
       </w:r>
       <w:r>
         <w:rPr>
@@ -4230,15 +4325,10 @@
     </w:p>
     <w:p>
       <w:pPr>
-        <w:spacing w:before="280" w:after="120" w:line="276" w:lineRule="auto"/>
-        <w:outlineLvl w:val="1"/>
-        <w:rPr>
-          <w:rFonts w:ascii="Arial" w:eastAsia="Arial" w:hAnsi="Arial" w:cs="Arial"/>
-          <w:kern w:val="0"/>
-          <w:sz w:val="32"/>
-          <w:szCs w:val="32"/>
-          <w:lang w:val="en"/>
-          <w14:ligatures w14:val="none"/>
+        <w:pStyle w:val="Heading2"/>
+        <w:rPr>
+          <w:rFonts w:eastAsia="Arial"/>
+          <w:lang w:val="en"/>
         </w:rPr>
       </w:pPr>
       <w:bookmarkStart w:id="8" w:name="_4gp2t7ncns52" w:colFirst="0" w:colLast="0"/>
@@ -4246,22 +4336,14 @@
       <w:r>
         <w:rPr>
           <w:rFonts w:ascii="Segoe UI Emoji" w:eastAsia="Arial" w:hAnsi="Segoe UI Emoji" w:cs="Segoe UI Emoji"/>
-          <w:kern w:val="0"/>
-          <w:sz w:val="32"/>
-          <w:szCs w:val="32"/>
-          <w:lang w:val="en"/>
-          <w14:ligatures w14:val="none"/>
+          <w:lang w:val="en"/>
         </w:rPr>
         <w:t>📦</w:t>
       </w:r>
       <w:r>
         <w:rPr>
-          <w:rFonts w:ascii="Arial" w:eastAsia="Arial" w:hAnsi="Arial" w:cs="Arial"/>
-          <w:kern w:val="0"/>
-          <w:sz w:val="32"/>
-          <w:szCs w:val="32"/>
-          <w:lang w:val="en"/>
-          <w14:ligatures w14:val="none"/>
+          <w:rFonts w:eastAsia="Arial"/>
+          <w:lang w:val="en"/>
         </w:rPr>
         <w:t xml:space="preserve"> Common Brands &amp; Examples</w:t>
       </w:r>
@@ -4306,6 +4388,7 @@
         </w:rPr>
         <w:t xml:space="preserve">: </w:t>
       </w:r>
+      <w:proofErr w:type="spellStart"/>
       <w:r>
         <w:rPr>
           <w:rFonts w:ascii="Arial" w:eastAsia="Arial" w:hAnsi="Arial" w:cs="Arial"/>
@@ -4317,7 +4400,21 @@
           <w:lang w:val="en"/>
           <w14:ligatures w14:val="none"/>
         </w:rPr>
-        <w:t>Chatgpt (GPT</w:t>
+        <w:t>Chatgpt</w:t>
+      </w:r>
+      <w:proofErr w:type="spellEnd"/>
+      <w:r>
+        <w:rPr>
+          <w:rFonts w:ascii="Arial" w:eastAsia="Arial" w:hAnsi="Arial" w:cs="Arial"/>
+          <w:b/>
+          <w:kern w:val="0"/>
+          <w:sz w:val="22"/>
+          <w:szCs w:val="22"/>
+          <w:highlight w:val="darkGray"/>
+          <w:lang w:val="en"/>
+          <w14:ligatures w14:val="none"/>
+        </w:rPr>
+        <w:t xml:space="preserve"> (GPT</w:t>
       </w:r>
       <w:r>
         <w:rPr>
@@ -4820,6 +4917,7 @@
                 <w14:ligatures w14:val="none"/>
               </w:rPr>
             </w:pPr>
+            <w:proofErr w:type="spellStart"/>
             <w:r>
               <w:rPr>
                 <w:rFonts w:ascii="Roboto Mono" w:eastAsia="Roboto Mono" w:hAnsi="Roboto Mono" w:cs="Arial"/>
@@ -4832,6 +4930,7 @@
               </w:rPr>
               <w:t>Netgear</w:t>
             </w:r>
+            <w:proofErr w:type="spellEnd"/>
           </w:p>
         </w:tc>
         <w:tc>
@@ -4862,6 +4961,7 @@
                 <w14:ligatures w14:val="none"/>
               </w:rPr>
             </w:pPr>
+            <w:proofErr w:type="spellStart"/>
             <w:r>
               <w:rPr>
                 <w:rFonts w:ascii="Roboto Mono" w:eastAsia="Roboto Mono" w:hAnsi="Roboto Mono" w:cs="Arial"/>
@@ -4870,7 +4970,18 @@
                 <w:lang w:val="en"/>
                 <w14:ligatures w14:val="none"/>
               </w:rPr>
-              <w:t>ProSAFE L3 models</w:t>
+              <w:t>ProSAFE</w:t>
+            </w:r>
+            <w:proofErr w:type="spellEnd"/>
+            <w:r>
+              <w:rPr>
+                <w:rFonts w:ascii="Roboto Mono" w:eastAsia="Roboto Mono" w:hAnsi="Roboto Mono" w:cs="Arial"/>
+                <w:kern w:val="0"/>
+                <w:szCs w:val="22"/>
+                <w:lang w:val="en"/>
+                <w14:ligatures w14:val="none"/>
+              </w:rPr>
+              <w:t xml:space="preserve"> L3 models</w:t>
             </w:r>
           </w:p>
         </w:tc>
@@ -4907,6 +5018,7 @@
                 <w14:ligatures w14:val="none"/>
               </w:rPr>
             </w:pPr>
+            <w:proofErr w:type="spellStart"/>
             <w:r>
               <w:rPr>
                 <w:rFonts w:ascii="Roboto Mono" w:eastAsia="Roboto Mono" w:hAnsi="Roboto Mono" w:cs="Arial"/>
@@ -4917,8 +5029,10 @@
                 <w:lang w:val="en"/>
                 <w14:ligatures w14:val="none"/>
               </w:rPr>
+              <w:lastRenderedPageBreak/>
               <w:t>MikroTik</w:t>
             </w:r>
+            <w:proofErr w:type="spellEnd"/>
           </w:p>
         </w:tc>
         <w:tc>
@@ -6038,7 +6152,6 @@
     <w:next w:val="Normal"/>
     <w:link w:val="Heading2Char"/>
     <w:uiPriority w:val="9"/>
-    <w:semiHidden/>
     <w:unhideWhenUsed/>
     <w:qFormat/>
     <w:rsid w:val="0026659A"/>
@@ -6255,7 +6368,6 @@
     <w:basedOn w:val="DefaultParagraphFont"/>
     <w:link w:val="Heading2"/>
     <w:uiPriority w:val="9"/>
-    <w:semiHidden/>
     <w:rsid w:val="0026659A"/>
     <w:rPr>
       <w:rFonts w:asciiTheme="majorHAnsi" w:eastAsiaTheme="majorEastAsia" w:hAnsiTheme="majorHAnsi" w:cstheme="majorBidi"/>
